--- a/ba/sync/output/human/exports/BAO-CAO-KHAO-SAT-TOSS-11062026-SANG-v0.1-2026-06-17.docx
+++ b/ba/sync/output/human/exports/BAO-CAO-KHAO-SAT-TOSS-11062026-SANG-v0.1-2026-06-17.docx
@@ -323,7 +323,7 @@
         <w:pStyle w:val="BodyText"/>
       </w:pPr>
       <w:r>
-        <w:t xml:space="preserve">Hiện trạng được điều phái mô tả như sau. Hệ thống Lido tự động sinh OFP và tự động đẩy tài liệu lên MO Plus mà không có bước review hay thao tác chủ động nào của điều phái trước khi tài liệu được phát hành cho phi công. Về thời điểm upload, chuyến quốc tế được upload trước 90 phút so với giờ khởi hành dự kiến (STD), chuyến nội địa upload trước 60 phút. Trong buổi phỏng vấn, điều phái còn nhắc đến các mốc 130 phút, 180 phút và 200 phút cho các giai đoạn của chuyến quốc tế dài, tuy nhiên phân loại chính xác từng mốc cần làm rõ thêm . Khi tải, dầu hoặc thông tin tàu bay có thay đổi, Lido có thể tự sinh lại OFP và tự đẩy bản mới lên MO Plus mà không cần điều phái can thiệp.</w:t>
+        <w:t xml:space="preserve">Hiện trạng được điều phái mô tả như sau. Hệ thống Lido tự động sinh OFP và tự động đẩy tài liệu lên MO Plus mà không có bước rà soát hay thao tác chủ động nào của điều phái trước khi tài liệu được phát hành cho phi công. Về thời điểm upload, chuyến quốc tế được upload trước 90 phút so với giờ khởi hành dự kiến (STD), chuyến nội địa upload trước 60 phút. Trong buổi phỏng vấn, điều phái còn nhắc đến các mốc 130 phút, 180 phút và 200 phút cho các giai đoạn của chuyến quốc tế dài, tuy nhiên phân loại chính xác từng mốc cần làm rõ thêm . Khi tải, dầu hoặc thông tin tàu bay có thay đổi, Lido có thể tự sinh lại OFP và tự đẩy bản mới lên MO Plus mà không cần điều phái can thiệp.</w:t>
       </w:r>
     </w:p>
     <w:p>
@@ -754,7 +754,7 @@
         <w:pStyle w:val="BodyText"/>
       </w:pPr>
       <w:r>
-        <w:t xml:space="preserve">Về cảnh báo chuyển đổi loại chuyến bay, các bên thống nhất một số tình huống cụ thể. Khi phát sinh chuyến ferry (chuyến không thương mại, chỉ điều chuyển tàu bay), hệ thống cần highlight để điều phái xử lý tài liệu riêng. Khi chuyển từ chuyến thường sang VIP, hệ thống phải highlight do thay đổi cấp độ phục vụ và yêu cầu tài liệu khác. Ngược lại, khi chuyển từ VIP về thường (downgrade), hệ thống chỉ ghi nhận mà không cần cảnh báo đặc biệt. Đối với việc trả tải qua đổi nhân sự, kế hoạch thường được lập sẵn và không thay đổi sát giờ nên không cần cảnh báo riêng.</w:t>
+        <w:t xml:space="preserve">Về cảnh báo chuyển đổi loại chuyến bay, các bên thống nhất một số tình huống cụ thể. Khi phát sinh chuyến ferry (chuyến không thương mại, chỉ điều chuyển tàu bay), hệ thống cần đánh dấu để điều phái xử lý tài liệu riêng. Khi chuyển từ chuyến thường sang VIP, hệ thống phải đánh dấu do thay đổi cấp độ phục vụ và yêu cầu tài liệu khác. Ngược lại, khi chuyển từ VIP về thường (downgrade), hệ thống chỉ ghi nhận mà không cần cảnh báo đặc biệt. Đối với việc trả tải qua đổi nhân sự, kế hoạch thường được lập sẵn và không thay đổi sát giờ nên không cần cảnh báo riêng.</w:t>
       </w:r>
     </w:p>
     <w:p>
@@ -905,7 +905,7 @@
         <w:pStyle w:val="BodyText"/>
       </w:pPr>
       <w:r>
-        <w:t xml:space="preserve">Phía khảo sát đề xuất tiếp cận theo nhiều mức. Mức một là trích xuất NOTAM từ nguồn chính thức. Mức hai là phân loại NOTAM thành NOTAM sân bay, NOTAM vùng trời và NOTAM đường bay, trong đó phân loại chi tiết cần workshop riêng với chuyên gia nghiệp vụ (SME) điều phái. Mức ba là đánh giá mức độ ảnh hưởng tới chuyến cụ thể để highlight.</w:t>
+        <w:t xml:space="preserve">Phía khảo sát đề xuất tiếp cận theo nhiều mức. Mức một là trích xuất NOTAM từ nguồn chính thức. Mức hai là phân loại NOTAM thành NOTAM sân bay, NOTAM vùng trời và NOTAM đường bay, trong đó phân loại chi tiết cần workshop riêng với chuyên gia nghiệp vụ (SME) điều phái. Mức ba là đánh giá mức độ ảnh hưởng tới chuyến cụ thể để đánh dấu cảnh báo.</w:t>
       </w:r>
     </w:p>
     <w:p>
@@ -1047,7 +1047,7 @@
         <w:pStyle w:val="BodyText"/>
       </w:pPr>
       <w:r>
-        <w:t xml:space="preserve">Về METAR và SPECI, METAR là bản tin quan trắc định kỳ trong khi SPECI là bản tin đặc biệt được phát khi có biến động đáng kể, cả hai có cùng cấu trúc. Hai loại bản tin này đều ở dạng văn bản mã hóa, cần được parse ra các trường để đối chiếu với ngưỡng cảnh báo.</w:t>
+        <w:t xml:space="preserve">Về METAR và SPECI, METAR là bản tin quan trắc định kỳ trong khi SPECI là bản tin đặc biệt được phát khi có biến động đáng kể, cả hai có cùng cấu trúc. Hai loại bản tin này đều ở dạng văn bản mã hóa, cần được phân tích thành các trường để đối chiếu với ngưỡng cảnh báo.</w:t>
       </w:r>
     </w:p>
     <w:p>
@@ -1079,7 +1079,7 @@
         <w:t xml:space="preserve"> </w:t>
       </w:r>
       <w:r>
-        <w:t xml:space="preserve">chỉ dùng để tham khảo. TOSS phải tích hợp METAR và SPECI, đồng thời parse được nội dung để cảnh báo tự động. Chi tiết về thời tiết en-route bao gồm SIGMET, nguồn quốc tế và cơ chế parse cần làm rõ ở buổi riêng do đoạn ghi âm bị nhiễu.</w:t>
+        <w:t xml:space="preserve">chỉ dùng để tham khảo. TOSS phải tích hợp METAR và SPECI, đồng thời phân tích được nội dung để cảnh báo tự động. Chi tiết về thời tiết en-route bao gồm SIGMET, nguồn quốc tế và cơ chế phân tích cần làm rõ ở buổi riêng do đoạn ghi âm bị nhiễu.</w:t>
       </w:r>
     </w:p>
     <w:p>
@@ -2435,7 +2435,7 @@
               <w:pStyle w:val="Compact"/>
             </w:pPr>
             <w:r>
-              <w:t xml:space="preserve">TOSS tích hợp và parse METAR cùng SPECI; ưu tiên nguồn chính thức là nội địa và gói Lido cho quốc tế</w:t>
+              <w:t xml:space="preserve">TOSS tích hợp và phân tích METAR cùng SPECI; ưu tiên nguồn chính thức là nội địa và gói Lido cho quốc tế</w:t>
             </w:r>
           </w:p>
         </w:tc>
@@ -3004,7 +3004,7 @@
         </w:numPr>
       </w:pPr>
       <w:r>
-        <w:t xml:space="preserve">Lựa chọn phương án parse METAR và SPECI: tự xây hay dùng thư viện/dịch vụ.</w:t>
+        <w:t xml:space="preserve">Lựa chọn phương án phân tích METAR và SPECI: tự xây hay dùng thư viện/dịch vụ.</w:t>
       </w:r>
     </w:p>
     <w:p>
